--- a/Предварительный анализ.docx
+++ b/Предварительный анализ.docx
@@ -1068,7 +1068,7 @@
           <w:p>
             <w:pPr>
               <w:pStyle w:val="af9"/>
-              <w:spacing w:before="0" w:beforeAutospacing="0" w:after="0" w:afterAutospacing="0" w:line="360" w:lineRule="auto"/>
+              <w:spacing w:before="0" w:beforeAutospacing="0" w:after="0" w:afterAutospacing="0" w:line="276" w:lineRule="auto"/>
               <w:jc w:val="center"/>
               <w:rPr>
                 <w:b/>
@@ -1091,7 +1091,7 @@
           <w:p>
             <w:pPr>
               <w:pStyle w:val="af9"/>
-              <w:spacing w:before="0" w:beforeAutospacing="0" w:after="0" w:afterAutospacing="0" w:line="360" w:lineRule="auto"/>
+              <w:spacing w:before="0" w:beforeAutospacing="0" w:after="0" w:afterAutospacing="0" w:line="276" w:lineRule="auto"/>
               <w:jc w:val="center"/>
             </w:pPr>
             <w:r>
@@ -1112,7 +1112,7 @@
           <w:p>
             <w:pPr>
               <w:pStyle w:val="af9"/>
-              <w:spacing w:before="0" w:beforeAutospacing="0" w:after="0" w:afterAutospacing="0" w:line="360" w:lineRule="auto"/>
+              <w:spacing w:before="0" w:beforeAutospacing="0" w:after="0" w:afterAutospacing="0" w:line="276" w:lineRule="auto"/>
               <w:jc w:val="both"/>
             </w:pPr>
             <w:r>
@@ -1127,7 +1127,7 @@
           <w:p>
             <w:pPr>
               <w:pStyle w:val="af9"/>
-              <w:spacing w:before="0" w:beforeAutospacing="0" w:after="0" w:afterAutospacing="0" w:line="360" w:lineRule="auto"/>
+              <w:spacing w:before="0" w:beforeAutospacing="0" w:after="0" w:afterAutospacing="0" w:line="276" w:lineRule="auto"/>
             </w:pPr>
             <w:r>
               <w:t>Принципал. Определяет основные цели и правила работы игрового центра, контролирует финансовые и операционные показатели, получает сводные отчёты.</w:t>
@@ -1143,7 +1143,7 @@
           <w:p>
             <w:pPr>
               <w:pStyle w:val="af9"/>
-              <w:spacing w:before="0" w:beforeAutospacing="0" w:after="0" w:afterAutospacing="0" w:line="360" w:lineRule="auto"/>
+              <w:spacing w:before="0" w:beforeAutospacing="0" w:after="0" w:afterAutospacing="0" w:line="276" w:lineRule="auto"/>
               <w:jc w:val="both"/>
             </w:pPr>
             <w:r>
@@ -1158,7 +1158,7 @@
           <w:p>
             <w:pPr>
               <w:pStyle w:val="af9"/>
-              <w:spacing w:before="0" w:beforeAutospacing="0" w:after="0" w:afterAutospacing="0" w:line="360" w:lineRule="auto"/>
+              <w:spacing w:before="0" w:beforeAutospacing="0" w:after="0" w:afterAutospacing="0" w:line="276" w:lineRule="auto"/>
             </w:pPr>
             <w:r>
               <w:rPr>
@@ -1187,7 +1187,7 @@
           <w:p>
             <w:pPr>
               <w:pStyle w:val="af9"/>
-              <w:spacing w:before="0" w:beforeAutospacing="0" w:after="0" w:afterAutospacing="0" w:line="360" w:lineRule="auto"/>
+              <w:spacing w:before="0" w:beforeAutospacing="0" w:after="0" w:afterAutospacing="0" w:line="276" w:lineRule="auto"/>
               <w:jc w:val="both"/>
             </w:pPr>
             <w:r>
@@ -1202,7 +1202,7 @@
           <w:p>
             <w:pPr>
               <w:pStyle w:val="af9"/>
-              <w:spacing w:before="0" w:beforeAutospacing="0" w:after="0" w:afterAutospacing="0" w:line="360" w:lineRule="auto"/>
+              <w:spacing w:before="0" w:beforeAutospacing="0" w:after="0" w:afterAutospacing="0" w:line="276" w:lineRule="auto"/>
             </w:pPr>
             <w:r>
               <w:rPr>
@@ -1231,7 +1231,7 @@
           <w:p>
             <w:pPr>
               <w:pStyle w:val="af9"/>
-              <w:spacing w:before="0" w:beforeAutospacing="0" w:after="0" w:afterAutospacing="0" w:line="360" w:lineRule="auto"/>
+              <w:spacing w:before="0" w:beforeAutospacing="0" w:after="0" w:afterAutospacing="0" w:line="276" w:lineRule="auto"/>
               <w:jc w:val="both"/>
             </w:pPr>
             <w:r>
@@ -1246,7 +1246,7 @@
           <w:p>
             <w:pPr>
               <w:pStyle w:val="af9"/>
-              <w:spacing w:before="0" w:beforeAutospacing="0" w:after="0" w:afterAutospacing="0" w:line="360" w:lineRule="auto"/>
+              <w:spacing w:before="0" w:beforeAutospacing="0" w:after="0" w:afterAutospacing="0" w:line="276" w:lineRule="auto"/>
             </w:pPr>
             <w:r>
               <w:rPr>
@@ -1275,7 +1275,7 @@
           <w:p>
             <w:pPr>
               <w:pStyle w:val="af9"/>
-              <w:spacing w:before="0" w:beforeAutospacing="0" w:after="0" w:afterAutospacing="0" w:line="360" w:lineRule="auto"/>
+              <w:spacing w:before="0" w:beforeAutospacing="0" w:after="0" w:afterAutospacing="0" w:line="276" w:lineRule="auto"/>
               <w:jc w:val="both"/>
             </w:pPr>
             <w:r>
@@ -1290,7 +1290,7 @@
           <w:p>
             <w:pPr>
               <w:pStyle w:val="af9"/>
-              <w:spacing w:before="0" w:beforeAutospacing="0" w:after="0" w:afterAutospacing="0" w:line="360" w:lineRule="auto"/>
+              <w:spacing w:before="0" w:beforeAutospacing="0" w:after="0" w:afterAutospacing="0" w:line="276" w:lineRule="auto"/>
             </w:pPr>
             <w:r>
               <w:rPr>
@@ -1360,8 +1360,7 @@
           <w:p>
             <w:pPr>
               <w:pStyle w:val="af9"/>
-              <w:spacing w:before="0" w:beforeAutospacing="0" w:after="0" w:afterAutospacing="0" w:line="360" w:lineRule="auto"/>
-              <w:jc w:val="both"/>
+              <w:spacing w:before="0" w:beforeAutospacing="0" w:after="0" w:afterAutospacing="0" w:line="276" w:lineRule="auto"/>
             </w:pPr>
             <w:r>
               <w:t>Клиент игрового центра</w:t>
@@ -1400,8 +1399,7 @@
                 <w:p>
                   <w:pPr>
                     <w:pStyle w:val="af9"/>
-                    <w:spacing w:line="360" w:lineRule="auto"/>
-                    <w:jc w:val="both"/>
+                    <w:spacing w:before="0" w:beforeAutospacing="0" w:after="0" w:afterAutospacing="0" w:line="276" w:lineRule="auto"/>
                   </w:pPr>
                 </w:p>
               </w:tc>
@@ -1410,8 +1408,7 @@
           <w:p>
             <w:pPr>
               <w:pStyle w:val="af9"/>
-              <w:spacing w:line="360" w:lineRule="auto"/>
-              <w:jc w:val="both"/>
+              <w:spacing w:before="0" w:beforeAutospacing="0" w:after="0" w:afterAutospacing="0" w:line="276" w:lineRule="auto"/>
               <w:rPr>
                 <w:vanish/>
               </w:rPr>
@@ -1445,7 +1442,7 @@
                 <w:p>
                   <w:pPr>
                     <w:pStyle w:val="af9"/>
-                    <w:spacing w:line="360" w:lineRule="auto"/>
+                    <w:spacing w:before="0" w:beforeAutospacing="0" w:after="0" w:afterAutospacing="0" w:line="276" w:lineRule="auto"/>
                   </w:pPr>
                   <w:r>
                     <w:rPr>
@@ -1464,8 +1461,7 @@
           <w:p>
             <w:pPr>
               <w:pStyle w:val="af9"/>
-              <w:spacing w:before="0" w:beforeAutospacing="0" w:after="0" w:afterAutospacing="0" w:line="360" w:lineRule="auto"/>
-              <w:jc w:val="both"/>
+              <w:spacing w:before="0" w:beforeAutospacing="0" w:after="0" w:afterAutospacing="0" w:line="276" w:lineRule="auto"/>
             </w:pPr>
           </w:p>
         </w:tc>
@@ -2491,7 +2487,7 @@
           <w:p>
             <w:pPr>
               <w:pStyle w:val="af9"/>
-              <w:spacing w:before="0" w:beforeAutospacing="0" w:after="0" w:afterAutospacing="0" w:line="360" w:lineRule="auto"/>
+              <w:spacing w:before="0" w:beforeAutospacing="0" w:after="0" w:afterAutospacing="0" w:line="276" w:lineRule="auto"/>
               <w:jc w:val="center"/>
               <w:rPr>
                 <w:sz w:val="28"/>
@@ -2514,7 +2510,7 @@
           <w:p>
             <w:pPr>
               <w:pStyle w:val="af9"/>
-              <w:spacing w:before="0" w:beforeAutospacing="0" w:after="0" w:afterAutospacing="0" w:line="360" w:lineRule="auto"/>
+              <w:spacing w:before="0" w:beforeAutospacing="0" w:after="0" w:afterAutospacing="0" w:line="276" w:lineRule="auto"/>
               <w:jc w:val="center"/>
               <w:rPr>
                 <w:sz w:val="28"/>
@@ -2539,17 +2535,14 @@
           <w:p>
             <w:pPr>
               <w:pStyle w:val="af9"/>
-              <w:spacing w:before="0" w:beforeAutospacing="0" w:after="0" w:afterAutospacing="0" w:line="360" w:lineRule="auto"/>
+              <w:spacing w:before="0" w:beforeAutospacing="0" w:after="0" w:afterAutospacing="0" w:line="276" w:lineRule="auto"/>
               <w:rPr>
                 <w:sz w:val="28"/>
                 <w:szCs w:val="28"/>
               </w:rPr>
             </w:pPr>
             <w:r>
-              <w:t xml:space="preserve">1) </w:t>
-            </w:r>
-            <w:r>
-              <w:t>Аутентификация пользователей, разграничение ролей и управление учётными записями сотрудников</w:t>
+              <w:t>1) Аутентификация пользователей, разграничение ролей и управление учётными записями сотрудников</w:t>
             </w:r>
           </w:p>
         </w:tc>
@@ -2560,7 +2553,7 @@
           <w:p>
             <w:pPr>
               <w:pStyle w:val="af9"/>
-              <w:spacing w:before="0" w:beforeAutospacing="0" w:after="0" w:afterAutospacing="0" w:line="360" w:lineRule="auto"/>
+              <w:spacing w:before="0" w:beforeAutospacing="0" w:after="0" w:afterAutospacing="0" w:line="276" w:lineRule="auto"/>
               <w:rPr>
                 <w:sz w:val="28"/>
                 <w:szCs w:val="28"/>
@@ -2580,7 +2573,7 @@
           <w:p>
             <w:pPr>
               <w:pStyle w:val="af9"/>
-              <w:spacing w:before="0" w:beforeAutospacing="0" w:after="0" w:afterAutospacing="0" w:line="360" w:lineRule="auto"/>
+              <w:spacing w:before="0" w:beforeAutospacing="0" w:after="0" w:afterAutospacing="0" w:line="276" w:lineRule="auto"/>
             </w:pPr>
             <w:r>
               <w:t>2) Справочники клиентов, товаров, игровых приставок, игровых комплектов, игровых комнат, тарифов и поставщиков</w:t>
@@ -2594,7 +2587,7 @@
           <w:p>
             <w:pPr>
               <w:pStyle w:val="af9"/>
-              <w:spacing w:before="0" w:beforeAutospacing="0" w:after="0" w:afterAutospacing="0" w:line="360" w:lineRule="auto"/>
+              <w:spacing w:before="0" w:beforeAutospacing="0" w:after="0" w:afterAutospacing="0" w:line="276" w:lineRule="auto"/>
             </w:pPr>
             <w:r>
               <w:rPr>
@@ -2617,7 +2610,7 @@
           <w:p>
             <w:pPr>
               <w:pStyle w:val="af9"/>
-              <w:spacing w:before="0" w:beforeAutospacing="0" w:after="0" w:afterAutospacing="0" w:line="360" w:lineRule="auto"/>
+              <w:spacing w:before="0" w:beforeAutospacing="0" w:after="0" w:afterAutospacing="0" w:line="276" w:lineRule="auto"/>
             </w:pPr>
             <w:r>
               <w:t>3) Учёт наличия товаров и состояния арендного оборудования: свободно, в аренде, на проверке, в ремонте</w:t>
@@ -2631,7 +2624,7 @@
           <w:p>
             <w:pPr>
               <w:pStyle w:val="af9"/>
-              <w:spacing w:before="0" w:beforeAutospacing="0" w:after="0" w:afterAutospacing="0" w:line="360" w:lineRule="auto"/>
+              <w:spacing w:before="0" w:beforeAutospacing="0" w:after="0" w:afterAutospacing="0" w:line="276" w:lineRule="auto"/>
             </w:pPr>
             <w:r>
               <w:rPr>
@@ -2654,7 +2647,7 @@
           <w:p>
             <w:pPr>
               <w:pStyle w:val="af9"/>
-              <w:spacing w:before="0" w:beforeAutospacing="0" w:after="0" w:afterAutospacing="0" w:line="360" w:lineRule="auto"/>
+              <w:spacing w:before="0" w:beforeAutospacing="0" w:after="0" w:afterAutospacing="0" w:line="276" w:lineRule="auto"/>
             </w:pPr>
             <w:r>
               <w:t>4) Оформление продаж игровых приставок, игр, геймпадов и аксессуаров, включая расчёт стоимости и применение скидок</w:t>
@@ -2668,7 +2661,7 @@
           <w:p>
             <w:pPr>
               <w:pStyle w:val="af9"/>
-              <w:spacing w:before="0" w:beforeAutospacing="0" w:after="0" w:afterAutospacing="0" w:line="360" w:lineRule="auto"/>
+              <w:spacing w:before="0" w:beforeAutospacing="0" w:after="0" w:afterAutospacing="0" w:line="276" w:lineRule="auto"/>
             </w:pPr>
             <w:r>
               <w:rPr>
@@ -2723,7 +2716,7 @@
           <w:p>
             <w:pPr>
               <w:pStyle w:val="af9"/>
-              <w:spacing w:before="0" w:beforeAutospacing="0" w:after="0" w:afterAutospacing="0" w:line="360" w:lineRule="auto"/>
+              <w:spacing w:before="0" w:beforeAutospacing="0" w:after="0" w:afterAutospacing="0" w:line="276" w:lineRule="auto"/>
             </w:pPr>
             <w:r>
               <w:t>5) Оформление аренды игровых приставок и комплектов с указанием срока аренды, стоимости и залога</w:t>
@@ -2737,7 +2730,7 @@
           <w:p>
             <w:pPr>
               <w:pStyle w:val="af9"/>
-              <w:spacing w:before="0" w:beforeAutospacing="0" w:after="0" w:afterAutospacing="0" w:line="360" w:lineRule="auto"/>
+              <w:spacing w:before="0" w:beforeAutospacing="0" w:after="0" w:afterAutospacing="0" w:line="276" w:lineRule="auto"/>
             </w:pPr>
             <w:r>
               <w:rPr>
@@ -2760,7 +2753,7 @@
           <w:p>
             <w:pPr>
               <w:pStyle w:val="af9"/>
-              <w:spacing w:before="0" w:beforeAutospacing="0" w:after="0" w:afterAutospacing="0" w:line="360" w:lineRule="auto"/>
+              <w:spacing w:before="0" w:beforeAutospacing="0" w:after="0" w:afterAutospacing="0" w:line="276" w:lineRule="auto"/>
             </w:pPr>
             <w:r>
               <w:t>6) Бронирование игровых комнат с проверкой доступности помещения на выбранный период</w:t>
@@ -2774,7 +2767,7 @@
           <w:p>
             <w:pPr>
               <w:pStyle w:val="af9"/>
-              <w:spacing w:before="0" w:beforeAutospacing="0" w:after="0" w:afterAutospacing="0" w:line="360" w:lineRule="auto"/>
+              <w:spacing w:before="0" w:beforeAutospacing="0" w:after="0" w:afterAutospacing="0" w:line="276" w:lineRule="auto"/>
             </w:pPr>
             <w:r>
               <w:rPr>
@@ -2797,7 +2790,7 @@
           <w:p>
             <w:pPr>
               <w:pStyle w:val="af9"/>
-              <w:spacing w:before="0" w:beforeAutospacing="0" w:after="0" w:afterAutospacing="0" w:line="360" w:lineRule="auto"/>
+              <w:spacing w:before="0" w:beforeAutospacing="0" w:after="0" w:afterAutospacing="0" w:line="276" w:lineRule="auto"/>
             </w:pPr>
             <w:r>
               <w:t>7) Учёт выдачи и возврата арендованного оборудования, сроков аренды, просрочек, штрафов и компенсаций</w:t>
@@ -2811,7 +2804,7 @@
           <w:p>
             <w:pPr>
               <w:pStyle w:val="af9"/>
-              <w:spacing w:before="0" w:beforeAutospacing="0" w:after="0" w:afterAutospacing="0" w:line="360" w:lineRule="auto"/>
+              <w:spacing w:before="0" w:beforeAutospacing="0" w:after="0" w:afterAutospacing="0" w:line="276" w:lineRule="auto"/>
             </w:pPr>
             <w:r>
               <w:rPr>
@@ -2834,7 +2827,7 @@
           <w:p>
             <w:pPr>
               <w:pStyle w:val="af9"/>
-              <w:spacing w:before="0" w:beforeAutospacing="0" w:after="0" w:afterAutospacing="0" w:line="360" w:lineRule="auto"/>
+              <w:spacing w:before="0" w:beforeAutospacing="0" w:after="0" w:afterAutospacing="0" w:line="276" w:lineRule="auto"/>
             </w:pPr>
             <w:r>
               <w:t>8) Регистрация результатов проверки оборудования после возврата и передача информации о необходимости обслуживания</w:t>
@@ -2848,7 +2841,7 @@
           <w:p>
             <w:pPr>
               <w:pStyle w:val="af9"/>
-              <w:spacing w:before="0" w:beforeAutospacing="0" w:after="0" w:afterAutospacing="0" w:line="360" w:lineRule="auto"/>
+              <w:spacing w:before="0" w:beforeAutospacing="0" w:after="0" w:afterAutospacing="0" w:line="276" w:lineRule="auto"/>
             </w:pPr>
             <w:r>
               <w:rPr>
@@ -2871,7 +2864,7 @@
           <w:p>
             <w:pPr>
               <w:pStyle w:val="af9"/>
-              <w:spacing w:before="0" w:beforeAutospacing="0" w:after="0" w:afterAutospacing="0" w:line="360" w:lineRule="auto"/>
+              <w:spacing w:before="0" w:beforeAutospacing="0" w:after="0" w:afterAutospacing="0" w:line="276" w:lineRule="auto"/>
             </w:pPr>
             <w:r>
               <w:t>9) Учёт закупок и поступления товаров и оборудования от поставщиков</w:t>
@@ -2885,7 +2878,7 @@
           <w:p>
             <w:pPr>
               <w:pStyle w:val="af9"/>
-              <w:spacing w:before="0" w:beforeAutospacing="0" w:after="0" w:afterAutospacing="0" w:line="360" w:lineRule="auto"/>
+              <w:spacing w:before="0" w:beforeAutospacing="0" w:after="0" w:afterAutospacing="0" w:line="276" w:lineRule="auto"/>
             </w:pPr>
             <w:r>
               <w:rPr>
@@ -2908,7 +2901,7 @@
           <w:p>
             <w:pPr>
               <w:pStyle w:val="af9"/>
-              <w:spacing w:before="0" w:beforeAutospacing="0" w:after="0" w:afterAutospacing="0" w:line="360" w:lineRule="auto"/>
+              <w:spacing w:before="0" w:beforeAutospacing="0" w:after="0" w:afterAutospacing="0" w:line="276" w:lineRule="auto"/>
             </w:pPr>
             <w:r>
               <w:t>10) Формирование отчётов о продажах, аренде, загрузке игровых комнат, состоянии оборудования и финансовых результатах</w:t>
@@ -2922,7 +2915,7 @@
           <w:p>
             <w:pPr>
               <w:pStyle w:val="af9"/>
-              <w:spacing w:before="0" w:beforeAutospacing="0" w:after="0" w:afterAutospacing="0" w:line="360" w:lineRule="auto"/>
+              <w:spacing w:before="0" w:beforeAutospacing="0" w:after="0" w:afterAutospacing="0" w:line="276" w:lineRule="auto"/>
             </w:pPr>
             <w:r>
               <w:rPr>
@@ -2951,9 +2944,6 @@
         <w:spacing w:before="0" w:beforeAutospacing="0" w:after="0" w:afterAutospacing="0" w:line="360" w:lineRule="auto"/>
         <w:ind w:firstLine="709"/>
         <w:jc w:val="both"/>
-        <w:rPr>
-          <w:lang w:val="en-US"/>
-        </w:rPr>
       </w:pPr>
       <w:r>
         <w:br w:type="page"/>
@@ -3016,23 +3006,7 @@
           <w:b w:val="0"/>
           <w:bCs w:val="0"/>
         </w:rPr>
-        <w:t xml:space="preserve">Таблица 3 </w:t>
-      </w:r>
-      <w:r>
-        <w:rPr>
-          <w:rStyle w:val="afb"/>
-          <w:b w:val="0"/>
-          <w:bCs w:val="0"/>
-        </w:rPr>
-        <w:t>–</w:t>
-      </w:r>
-      <w:r>
-        <w:rPr>
-          <w:rStyle w:val="afb"/>
-          <w:b w:val="0"/>
-          <w:bCs w:val="0"/>
-        </w:rPr>
-        <w:t xml:space="preserve"> Данные и их источники</w:t>
+        <w:t>Таблица 3 – Данные и их источники</w:t>
       </w:r>
     </w:p>
     <w:tbl>
@@ -3053,7 +3027,7 @@
           <w:p>
             <w:pPr>
               <w:pStyle w:val="af9"/>
-              <w:spacing w:before="0" w:beforeAutospacing="0" w:after="0" w:afterAutospacing="0" w:line="360" w:lineRule="auto"/>
+              <w:spacing w:before="0" w:beforeAutospacing="0" w:after="0" w:afterAutospacing="0" w:line="276" w:lineRule="auto"/>
               <w:jc w:val="center"/>
             </w:pPr>
             <w:r>
@@ -3072,7 +3046,7 @@
           <w:p>
             <w:pPr>
               <w:pStyle w:val="af9"/>
-              <w:spacing w:before="0" w:beforeAutospacing="0" w:after="0" w:afterAutospacing="0" w:line="360" w:lineRule="auto"/>
+              <w:spacing w:before="0" w:beforeAutospacing="0" w:after="0" w:afterAutospacing="0" w:line="276" w:lineRule="auto"/>
               <w:jc w:val="center"/>
               <w:rPr>
                 <w:b/>
@@ -3097,7 +3071,7 @@
           <w:p>
             <w:pPr>
               <w:pStyle w:val="af9"/>
-              <w:spacing w:before="0" w:beforeAutospacing="0" w:after="0" w:afterAutospacing="0" w:line="360" w:lineRule="auto"/>
+              <w:spacing w:before="0" w:beforeAutospacing="0" w:after="0" w:afterAutospacing="0" w:line="276" w:lineRule="auto"/>
             </w:pPr>
             <w:r>
               <w:t>Учётная запись сотрудника: ФИО, логин, роль, статус учётной записи</w:t>
@@ -3111,7 +3085,7 @@
           <w:p>
             <w:pPr>
               <w:pStyle w:val="af9"/>
-              <w:spacing w:before="0" w:beforeAutospacing="0" w:after="0" w:afterAutospacing="0" w:line="360" w:lineRule="auto"/>
+              <w:spacing w:before="0" w:beforeAutospacing="0" w:after="0" w:afterAutospacing="0" w:line="276" w:lineRule="auto"/>
             </w:pPr>
             <w:r>
               <w:t>Создаётся и изменяется администратором системы</w:t>
@@ -3127,7 +3101,7 @@
           <w:p>
             <w:pPr>
               <w:pStyle w:val="af9"/>
-              <w:spacing w:before="0" w:beforeAutospacing="0" w:after="0" w:afterAutospacing="0" w:line="360" w:lineRule="auto"/>
+              <w:spacing w:before="0" w:beforeAutospacing="0" w:after="0" w:afterAutospacing="0" w:line="276" w:lineRule="auto"/>
             </w:pPr>
             <w:r>
               <w:t>Данные клиента: ФИО, контактный телефон, электронная почта, история взаимодействия с игровым центром</w:t>
@@ -3141,7 +3115,7 @@
           <w:p>
             <w:pPr>
               <w:pStyle w:val="af9"/>
-              <w:spacing w:before="0" w:beforeAutospacing="0" w:after="0" w:afterAutospacing="0" w:line="360" w:lineRule="auto"/>
+              <w:spacing w:before="0" w:beforeAutospacing="0" w:after="0" w:afterAutospacing="0" w:line="276" w:lineRule="auto"/>
             </w:pPr>
             <w:r>
               <w:t>Вводятся сотрудником при регистрации клиента</w:t>
@@ -3157,7 +3131,7 @@
           <w:p>
             <w:pPr>
               <w:pStyle w:val="af9"/>
-              <w:spacing w:before="0" w:beforeAutospacing="0" w:after="0" w:afterAutospacing="0" w:line="360" w:lineRule="auto"/>
+              <w:spacing w:before="0" w:beforeAutospacing="0" w:after="0" w:afterAutospacing="0" w:line="276" w:lineRule="auto"/>
             </w:pPr>
             <w:r>
               <w:t>Карточка товара: наименование, категория, описание, цена, количество на складе</w:t>
@@ -3171,7 +3145,7 @@
           <w:p>
             <w:pPr>
               <w:pStyle w:val="af9"/>
-              <w:spacing w:before="0" w:beforeAutospacing="0" w:after="0" w:afterAutospacing="0" w:line="360" w:lineRule="auto"/>
+              <w:spacing w:before="0" w:beforeAutospacing="0" w:after="0" w:afterAutospacing="0" w:line="276" w:lineRule="auto"/>
             </w:pPr>
             <w:r>
               <w:t>Вносится администратором на основании информации о закупаемой продукции</w:t>
@@ -3187,7 +3161,7 @@
           <w:p>
             <w:pPr>
               <w:pStyle w:val="af9"/>
-              <w:spacing w:before="0" w:beforeAutospacing="0" w:after="0" w:afterAutospacing="0" w:line="360" w:lineRule="auto"/>
+              <w:spacing w:before="0" w:beforeAutospacing="0" w:after="0" w:afterAutospacing="0" w:line="276" w:lineRule="auto"/>
             </w:pPr>
             <w:r>
               <w:t>Карточка игрового оборудования: тип, модель, инвентарный номер, стоимость, текущее состояние</w:t>
@@ -3201,7 +3175,7 @@
           <w:p>
             <w:pPr>
               <w:pStyle w:val="af9"/>
-              <w:spacing w:before="0" w:beforeAutospacing="0" w:after="0" w:afterAutospacing="0" w:line="360" w:lineRule="auto"/>
+              <w:spacing w:before="0" w:beforeAutospacing="0" w:after="0" w:afterAutospacing="0" w:line="276" w:lineRule="auto"/>
             </w:pPr>
             <w:r>
               <w:t>Вносится администратором при поступлении оборудования и изменяется по результатам эксплуатации</w:t>
@@ -3217,7 +3191,7 @@
           <w:p>
             <w:pPr>
               <w:pStyle w:val="af9"/>
-              <w:spacing w:before="0" w:beforeAutospacing="0" w:after="0" w:afterAutospacing="0" w:line="360" w:lineRule="auto"/>
+              <w:spacing w:before="0" w:beforeAutospacing="0" w:after="0" w:afterAutospacing="0" w:line="276" w:lineRule="auto"/>
             </w:pPr>
             <w:r>
               <w:t>Карточка игровой комнаты: название, тип комнаты, вместимость, стоимость и доступное оборудование</w:t>
@@ -3231,7 +3205,7 @@
           <w:p>
             <w:pPr>
               <w:pStyle w:val="af9"/>
-              <w:spacing w:before="0" w:beforeAutospacing="0" w:after="0" w:afterAutospacing="0" w:line="360" w:lineRule="auto"/>
+              <w:spacing w:before="0" w:beforeAutospacing="0" w:after="0" w:afterAutospacing="0" w:line="276" w:lineRule="auto"/>
             </w:pPr>
             <w:r>
               <w:t>Формируется администратором в системе</w:t>
@@ -3247,7 +3221,7 @@
           <w:p>
             <w:pPr>
               <w:pStyle w:val="af9"/>
-              <w:spacing w:before="0" w:beforeAutospacing="0" w:after="0" w:afterAutospacing="0" w:line="360" w:lineRule="auto"/>
+              <w:spacing w:before="0" w:beforeAutospacing="0" w:after="0" w:afterAutospacing="0" w:line="276" w:lineRule="auto"/>
             </w:pPr>
             <w:r>
               <w:t>Тарифы на аренду: стоимость аренды оборудования и игровых комнат, продолжительность тарифного периода</w:t>
@@ -3261,7 +3235,7 @@
           <w:p>
             <w:pPr>
               <w:pStyle w:val="af9"/>
-              <w:spacing w:before="0" w:beforeAutospacing="0" w:after="0" w:afterAutospacing="0" w:line="360" w:lineRule="auto"/>
+              <w:spacing w:before="0" w:beforeAutospacing="0" w:after="0" w:afterAutospacing="0" w:line="276" w:lineRule="auto"/>
             </w:pPr>
             <w:r>
               <w:t>Задаются администратором в соответствии с действующими условиями игрового центра</w:t>
@@ -3277,7 +3251,7 @@
           <w:p>
             <w:pPr>
               <w:pStyle w:val="af9"/>
-              <w:spacing w:before="0" w:beforeAutospacing="0" w:after="0" w:afterAutospacing="0" w:line="360" w:lineRule="auto"/>
+              <w:spacing w:before="0" w:beforeAutospacing="0" w:after="0" w:afterAutospacing="0" w:line="276" w:lineRule="auto"/>
             </w:pPr>
             <w:r>
               <w:t>Состав продажи: клиент, товары, количество, цена, скидка и итоговая сумма</w:t>
@@ -3291,7 +3265,7 @@
           <w:p>
             <w:pPr>
               <w:pStyle w:val="af9"/>
-              <w:spacing w:before="0" w:beforeAutospacing="0" w:after="0" w:afterAutospacing="0" w:line="360" w:lineRule="auto"/>
+              <w:spacing w:before="0" w:beforeAutospacing="0" w:after="0" w:afterAutospacing="0" w:line="276" w:lineRule="auto"/>
             </w:pPr>
             <w:r>
               <w:t>Вв</w:t>
@@ -3310,7 +3284,7 @@
           <w:p>
             <w:pPr>
               <w:pStyle w:val="af9"/>
-              <w:spacing w:before="0" w:beforeAutospacing="0" w:after="0" w:afterAutospacing="0" w:line="360" w:lineRule="auto"/>
+              <w:spacing w:before="0" w:beforeAutospacing="0" w:after="0" w:afterAutospacing="0" w:line="276" w:lineRule="auto"/>
             </w:pPr>
             <w:r>
               <w:t>Данные об оплате: сумма, способ оплаты, дата и связанная операция</w:t>
@@ -3324,7 +3298,7 @@
           <w:p>
             <w:pPr>
               <w:pStyle w:val="af9"/>
-              <w:spacing w:before="0" w:beforeAutospacing="0" w:after="0" w:afterAutospacing="0" w:line="360" w:lineRule="auto"/>
+              <w:spacing w:before="0" w:beforeAutospacing="0" w:after="0" w:afterAutospacing="0" w:line="276" w:lineRule="auto"/>
             </w:pPr>
             <w:r>
               <w:t>Вводятся сотрудником при проведении продажи или аренды; информация о фактической банковской операции поступает из внешней платёжной среды</w:t>
@@ -3380,7 +3354,7 @@
           <w:p>
             <w:pPr>
               <w:pStyle w:val="af9"/>
-              <w:spacing w:before="0" w:beforeAutospacing="0" w:after="0" w:afterAutospacing="0" w:line="360" w:lineRule="auto"/>
+              <w:spacing w:before="0" w:beforeAutospacing="0" w:after="0" w:afterAutospacing="0" w:line="276" w:lineRule="auto"/>
             </w:pPr>
             <w:r>
               <w:t>Данные аренды: клиент, оборудование или комплект, дата выдачи, срок аренды, стоимость и залог</w:t>
@@ -3394,7 +3368,7 @@
           <w:p>
             <w:pPr>
               <w:pStyle w:val="af9"/>
-              <w:spacing w:before="0" w:beforeAutospacing="0" w:after="0" w:afterAutospacing="0" w:line="360" w:lineRule="auto"/>
+              <w:spacing w:before="0" w:beforeAutospacing="0" w:after="0" w:afterAutospacing="0" w:line="276" w:lineRule="auto"/>
             </w:pPr>
             <w:r>
               <w:t>Вводятся сотрудником проката при оформлении аренды</w:t>
@@ -3410,7 +3384,7 @@
           <w:p>
             <w:pPr>
               <w:pStyle w:val="af9"/>
-              <w:spacing w:before="0" w:beforeAutospacing="0" w:after="0" w:afterAutospacing="0" w:line="360" w:lineRule="auto"/>
+              <w:spacing w:before="0" w:beforeAutospacing="0" w:after="0" w:afterAutospacing="0" w:line="276" w:lineRule="auto"/>
             </w:pPr>
             <w:r>
               <w:t>Данные бронирования: клиент, игровая комната, дата, время начала и окончания, стоимость</w:t>
@@ -3424,7 +3398,7 @@
           <w:p>
             <w:pPr>
               <w:pStyle w:val="af9"/>
-              <w:spacing w:before="0" w:beforeAutospacing="0" w:after="0" w:afterAutospacing="0" w:line="360" w:lineRule="auto"/>
+              <w:spacing w:before="0" w:beforeAutospacing="0" w:after="0" w:afterAutospacing="0" w:line="276" w:lineRule="auto"/>
             </w:pPr>
             <w:r>
               <w:t>Вводятся сотрудником проката при бронировании игровой комнаты</w:t>
@@ -3440,7 +3414,7 @@
           <w:p>
             <w:pPr>
               <w:pStyle w:val="af9"/>
-              <w:spacing w:before="0" w:beforeAutospacing="0" w:after="0" w:afterAutospacing="0" w:line="360" w:lineRule="auto"/>
+              <w:spacing w:before="0" w:beforeAutospacing="0" w:after="0" w:afterAutospacing="0" w:line="276" w:lineRule="auto"/>
             </w:pPr>
             <w:r>
               <w:t>Статусы аренды и бронирования: оформлена, выдана, возвращена, просрочена, завершена</w:t>
@@ -3454,7 +3428,7 @@
           <w:p>
             <w:pPr>
               <w:pStyle w:val="af9"/>
-              <w:spacing w:before="0" w:beforeAutospacing="0" w:after="0" w:afterAutospacing="0" w:line="360" w:lineRule="auto"/>
+              <w:spacing w:before="0" w:beforeAutospacing="0" w:after="0" w:afterAutospacing="0" w:line="276" w:lineRule="auto"/>
             </w:pPr>
             <w:r>
               <w:t>Формируются системой на основании действий сотрудников и наступления заданных сроков</w:t>
@@ -3470,7 +3444,7 @@
           <w:p>
             <w:pPr>
               <w:pStyle w:val="af9"/>
-              <w:spacing w:before="0" w:beforeAutospacing="0" w:after="0" w:afterAutospacing="0" w:line="360" w:lineRule="auto"/>
+              <w:spacing w:before="0" w:beforeAutospacing="0" w:after="0" w:afterAutospacing="0" w:line="276" w:lineRule="auto"/>
             </w:pPr>
             <w:r>
               <w:t>Результаты возврата оборудования: дата возврата, состояние оборудования, наличие повреждений, комментарий</w:t>
@@ -3484,7 +3458,7 @@
           <w:p>
             <w:pPr>
               <w:pStyle w:val="af9"/>
-              <w:spacing w:before="0" w:beforeAutospacing="0" w:after="0" w:afterAutospacing="0" w:line="360" w:lineRule="auto"/>
+              <w:spacing w:before="0" w:beforeAutospacing="0" w:after="0" w:afterAutospacing="0" w:line="276" w:lineRule="auto"/>
             </w:pPr>
             <w:r>
               <w:t>Вводятся сотрудником проката и техником после возврата оборудования</w:t>
@@ -3500,7 +3474,7 @@
           <w:p>
             <w:pPr>
               <w:pStyle w:val="af9"/>
-              <w:spacing w:before="0" w:beforeAutospacing="0" w:after="0" w:afterAutospacing="0" w:line="360" w:lineRule="auto"/>
+              <w:spacing w:before="0" w:beforeAutospacing="0" w:after="0" w:afterAutospacing="0" w:line="276" w:lineRule="auto"/>
             </w:pPr>
             <w:r>
               <w:t>Данные технического обслуживания: оборудование, неисправность, вид работ, дата, результат обслуживания</w:t>
@@ -3514,7 +3488,7 @@
           <w:p>
             <w:pPr>
               <w:pStyle w:val="af9"/>
-              <w:spacing w:before="0" w:beforeAutospacing="0" w:after="0" w:afterAutospacing="0" w:line="360" w:lineRule="auto"/>
+              <w:spacing w:before="0" w:beforeAutospacing="0" w:after="0" w:afterAutospacing="0" w:line="276" w:lineRule="auto"/>
             </w:pPr>
             <w:r>
               <w:t>Вводятся техником по результатам диагностики и ремонта</w:t>
@@ -3530,7 +3504,7 @@
           <w:p>
             <w:pPr>
               <w:pStyle w:val="af9"/>
-              <w:spacing w:before="0" w:beforeAutospacing="0" w:after="0" w:afterAutospacing="0" w:line="360" w:lineRule="auto"/>
+              <w:spacing w:before="0" w:beforeAutospacing="0" w:after="0" w:afterAutospacing="0" w:line="276" w:lineRule="auto"/>
             </w:pPr>
             <w:r>
               <w:t>Данные о закупках и поступлениях: поставщик, товары, количество, цена и дата поступления</w:t>
@@ -3544,7 +3518,7 @@
           <w:p>
             <w:pPr>
               <w:pStyle w:val="af9"/>
-              <w:spacing w:before="0" w:beforeAutospacing="0" w:after="0" w:afterAutospacing="0" w:line="360" w:lineRule="auto"/>
+              <w:spacing w:before="0" w:beforeAutospacing="0" w:after="0" w:afterAutospacing="0" w:line="276" w:lineRule="auto"/>
             </w:pPr>
             <w:r>
               <w:t>Вводятся администратором на основании документов поставщика</w:t>
@@ -3560,7 +3534,7 @@
           <w:p>
             <w:pPr>
               <w:pStyle w:val="af9"/>
-              <w:spacing w:before="0" w:beforeAutospacing="0" w:after="0" w:afterAutospacing="0" w:line="360" w:lineRule="auto"/>
+              <w:spacing w:before="0" w:beforeAutospacing="0" w:after="0" w:afterAutospacing="0" w:line="276" w:lineRule="auto"/>
             </w:pPr>
             <w:r>
               <w:t>История продаж, аренд и бронирований</w:t>
@@ -3574,7 +3548,7 @@
           <w:p>
             <w:pPr>
               <w:pStyle w:val="af9"/>
-              <w:spacing w:before="0" w:beforeAutospacing="0" w:after="0" w:afterAutospacing="0" w:line="360" w:lineRule="auto"/>
+              <w:spacing w:before="0" w:beforeAutospacing="0" w:after="0" w:afterAutospacing="0" w:line="276" w:lineRule="auto"/>
             </w:pPr>
             <w:r>
               <w:t>Накапливается системой в собственной базе данных</w:t>
@@ -3590,7 +3564,7 @@
           <w:p>
             <w:pPr>
               <w:pStyle w:val="af9"/>
-              <w:spacing w:before="0" w:beforeAutospacing="0" w:after="0" w:afterAutospacing="0" w:line="360" w:lineRule="auto"/>
+              <w:spacing w:before="0" w:beforeAutospacing="0" w:after="0" w:afterAutospacing="0" w:line="276" w:lineRule="auto"/>
             </w:pPr>
             <w:r>
               <w:t>Информация об остатках товаров и доступности оборудования</w:t>
@@ -3604,7 +3578,7 @@
           <w:p>
             <w:pPr>
               <w:pStyle w:val="af9"/>
-              <w:spacing w:before="0" w:beforeAutospacing="0" w:after="0" w:afterAutospacing="0" w:line="360" w:lineRule="auto"/>
+              <w:spacing w:before="0" w:beforeAutospacing="0" w:after="0" w:afterAutospacing="0" w:line="276" w:lineRule="auto"/>
             </w:pPr>
             <w:r>
               <w:t>Рассчитывается системой на основании операций продажи, поступления, аренды и возврата</w:t>
@@ -3620,7 +3594,7 @@
           <w:p>
             <w:pPr>
               <w:pStyle w:val="af9"/>
-              <w:spacing w:before="0" w:beforeAutospacing="0" w:after="0" w:afterAutospacing="0" w:line="360" w:lineRule="auto"/>
+              <w:spacing w:before="0" w:beforeAutospacing="0" w:after="0" w:afterAutospacing="0" w:line="276" w:lineRule="auto"/>
             </w:pPr>
             <w:r>
               <w:t>Информация о занятости игровых комнат</w:t>
@@ -3634,7 +3608,7 @@
           <w:p>
             <w:pPr>
               <w:pStyle w:val="af9"/>
-              <w:spacing w:before="0" w:beforeAutospacing="0" w:after="0" w:afterAutospacing="0" w:line="360" w:lineRule="auto"/>
+              <w:spacing w:before="0" w:beforeAutospacing="0" w:after="0" w:afterAutospacing="0" w:line="276" w:lineRule="auto"/>
             </w:pPr>
             <w:r>
               <w:t>Формируется системой на основании зарегистрированных бронирований</w:t>
@@ -3650,7 +3624,7 @@
           <w:p>
             <w:pPr>
               <w:pStyle w:val="af9"/>
-              <w:spacing w:before="0" w:beforeAutospacing="0" w:after="0" w:afterAutospacing="0" w:line="360" w:lineRule="auto"/>
+              <w:spacing w:before="0" w:beforeAutospacing="0" w:after="0" w:afterAutospacing="0" w:line="276" w:lineRule="auto"/>
             </w:pPr>
             <w:r>
               <w:t>Сумма штрафов и компенсаций за повреждение или просрочку</w:t>
@@ -3664,7 +3638,7 @@
           <w:p>
             <w:pPr>
               <w:pStyle w:val="af9"/>
-              <w:spacing w:before="0" w:beforeAutospacing="0" w:after="0" w:afterAutospacing="0" w:line="360" w:lineRule="auto"/>
+              <w:spacing w:before="0" w:beforeAutospacing="0" w:after="0" w:afterAutospacing="0" w:line="276" w:lineRule="auto"/>
             </w:pPr>
             <w:r>
               <w:t>Рассчитывается системой на основании условий аренды и данных о возврате</w:t>
@@ -3680,7 +3654,7 @@
           <w:p>
             <w:pPr>
               <w:pStyle w:val="af9"/>
-              <w:spacing w:before="0" w:beforeAutospacing="0" w:after="0" w:afterAutospacing="0" w:line="360" w:lineRule="auto"/>
+              <w:spacing w:before="0" w:beforeAutospacing="0" w:after="0" w:afterAutospacing="0" w:line="276" w:lineRule="auto"/>
             </w:pPr>
             <w:r>
               <w:t>Отчёты о продажах, аренде, загрузке игровых комнат и состоянии оборудования</w:t>
@@ -3694,7 +3668,7 @@
           <w:p>
             <w:pPr>
               <w:pStyle w:val="af9"/>
-              <w:spacing w:before="0" w:beforeAutospacing="0" w:after="0" w:afterAutospacing="0" w:line="360" w:lineRule="auto"/>
+              <w:spacing w:before="0" w:beforeAutospacing="0" w:after="0" w:afterAutospacing="0" w:line="276" w:lineRule="auto"/>
             </w:pPr>
             <w:r>
               <w:t>Формируются системой на основе накопленных данных</w:t>
@@ -3710,7 +3684,7 @@
           <w:p>
             <w:pPr>
               <w:pStyle w:val="af9"/>
-              <w:spacing w:before="0" w:beforeAutospacing="0" w:after="0" w:afterAutospacing="0" w:line="360" w:lineRule="auto"/>
+              <w:spacing w:before="0" w:beforeAutospacing="0" w:after="0" w:afterAutospacing="0" w:line="276" w:lineRule="auto"/>
             </w:pPr>
             <w:r>
               <w:t>Статистика популярности товаров, оборудования и игровых комнат</w:t>
@@ -3724,7 +3698,7 @@
           <w:p>
             <w:pPr>
               <w:pStyle w:val="af9"/>
-              <w:spacing w:before="0" w:beforeAutospacing="0" w:after="0" w:afterAutospacing="0" w:line="360" w:lineRule="auto"/>
+              <w:spacing w:before="0" w:beforeAutospacing="0" w:after="0" w:afterAutospacing="0" w:line="276" w:lineRule="auto"/>
             </w:pPr>
             <w:r>
               <w:t>Рассчитывается системой на основе истории продаж, аренд и бронирований</w:t>
@@ -3814,7 +3788,7 @@
           <w:p>
             <w:pPr>
               <w:pStyle w:val="af9"/>
-              <w:spacing w:before="0" w:beforeAutospacing="0" w:after="0" w:afterAutospacing="0" w:line="360" w:lineRule="auto"/>
+              <w:spacing w:before="0" w:beforeAutospacing="0" w:after="0" w:afterAutospacing="0" w:line="276" w:lineRule="auto"/>
               <w:jc w:val="center"/>
             </w:pPr>
             <w:r>
@@ -3829,7 +3803,7 @@
           <w:p>
             <w:pPr>
               <w:pStyle w:val="af9"/>
-              <w:spacing w:before="0" w:beforeAutospacing="0" w:after="0" w:afterAutospacing="0" w:line="360" w:lineRule="auto"/>
+              <w:spacing w:before="0" w:beforeAutospacing="0" w:after="0" w:afterAutospacing="0" w:line="276" w:lineRule="auto"/>
               <w:jc w:val="center"/>
             </w:pPr>
             <w:r>
@@ -3846,7 +3820,7 @@
           <w:p>
             <w:pPr>
               <w:pStyle w:val="af9"/>
-              <w:spacing w:before="0" w:beforeAutospacing="0" w:after="0" w:afterAutospacing="0" w:line="360" w:lineRule="auto"/>
+              <w:spacing w:before="0" w:beforeAutospacing="0" w:after="0" w:afterAutospacing="0" w:line="276" w:lineRule="auto"/>
             </w:pPr>
             <w:r>
               <w:t>Ошибка сотрудника при бронировании игровой комнаты: неверно указаны дата или время</w:t>
@@ -3860,7 +3834,7 @@
           <w:p>
             <w:pPr>
               <w:pStyle w:val="af9"/>
-              <w:spacing w:before="0" w:beforeAutospacing="0" w:after="0" w:afterAutospacing="0" w:line="360" w:lineRule="auto"/>
+              <w:spacing w:before="0" w:beforeAutospacing="0" w:after="0" w:afterAutospacing="0" w:line="276" w:lineRule="auto"/>
             </w:pPr>
             <w:r>
               <w:t>Возникает пересечение бронирований, несколько клиентов могут получить одну и ту же комнату, что приводит к конфликтам и снижению качества обслуживания</w:t>
@@ -3876,7 +3850,7 @@
           <w:p>
             <w:pPr>
               <w:pStyle w:val="af9"/>
-              <w:spacing w:before="0" w:beforeAutospacing="0" w:after="0" w:afterAutospacing="0" w:line="360" w:lineRule="auto"/>
+              <w:spacing w:before="0" w:beforeAutospacing="0" w:after="0" w:afterAutospacing="0" w:line="276" w:lineRule="auto"/>
             </w:pPr>
             <w:r>
               <w:t>Одновременное оформление нескольких бронирований на одну игровую комнату при отсутствии своевременной проверки её доступности</w:t>
@@ -3890,7 +3864,7 @@
           <w:p>
             <w:pPr>
               <w:pStyle w:val="af9"/>
-              <w:spacing w:before="0" w:beforeAutospacing="0" w:after="0" w:afterAutospacing="0" w:line="360" w:lineRule="auto"/>
+              <w:spacing w:before="0" w:beforeAutospacing="0" w:after="0" w:afterAutospacing="0" w:line="276" w:lineRule="auto"/>
             </w:pPr>
             <w:r>
               <w:t>Двойное бронирование одного помещения, необходимость вручную решать конфликт и возможный отказ одному из клиентов</w:t>
@@ -3906,7 +3880,7 @@
           <w:p>
             <w:pPr>
               <w:pStyle w:val="af9"/>
-              <w:spacing w:before="0" w:beforeAutospacing="0" w:after="0" w:afterAutospacing="0" w:line="360" w:lineRule="auto"/>
+              <w:spacing w:before="0" w:beforeAutospacing="0" w:after="0" w:afterAutospacing="0" w:line="276" w:lineRule="auto"/>
             </w:pPr>
             <w:r>
               <w:t>Сотрудник не фиксирует возврат оборудования сразу после его фактического получения</w:t>
@@ -3920,7 +3894,7 @@
           <w:p>
             <w:pPr>
               <w:pStyle w:val="af9"/>
-              <w:spacing w:before="0" w:beforeAutospacing="0" w:after="0" w:afterAutospacing="0" w:line="360" w:lineRule="auto"/>
+              <w:spacing w:before="0" w:beforeAutospacing="0" w:after="0" w:afterAutospacing="0" w:line="276" w:lineRule="auto"/>
             </w:pPr>
             <w:r>
               <w:t>Оборудование продолжает числиться в аренде, из-за чего его нельзя корректно выдать следующему клиенту и искажаются сведения о доступности</w:t>
@@ -3936,7 +3910,7 @@
           <w:p>
             <w:pPr>
               <w:pStyle w:val="af9"/>
-              <w:spacing w:before="0" w:beforeAutospacing="0" w:after="0" w:afterAutospacing="0" w:line="360" w:lineRule="auto"/>
+              <w:spacing w:before="0" w:beforeAutospacing="0" w:after="0" w:afterAutospacing="0" w:line="276" w:lineRule="auto"/>
             </w:pPr>
             <w:r>
               <w:t>Клиент возвращает оборудование с повреждением, но сотрудник не фиксирует его состояние</w:t>
@@ -3950,7 +3924,7 @@
           <w:p>
             <w:pPr>
               <w:pStyle w:val="af9"/>
-              <w:spacing w:before="0" w:beforeAutospacing="0" w:after="0" w:afterAutospacing="0" w:line="360" w:lineRule="auto"/>
+              <w:spacing w:before="0" w:beforeAutospacing="0" w:after="0" w:afterAutospacing="0" w:line="276" w:lineRule="auto"/>
             </w:pPr>
             <w:r>
               <w:t>Повреждение остаётся неучтённым, игровой центр может понести расходы на ремонт и не сможет обоснованно предъявить клиенту компенсацию</w:t>
@@ -3966,7 +3940,7 @@
           <w:p>
             <w:pPr>
               <w:pStyle w:val="af9"/>
-              <w:spacing w:before="0" w:beforeAutospacing="0" w:after="0" w:afterAutospacing="0" w:line="360" w:lineRule="auto"/>
+              <w:spacing w:before="0" w:beforeAutospacing="0" w:after="0" w:afterAutospacing="0" w:line="276" w:lineRule="auto"/>
             </w:pPr>
             <w:r>
               <w:t>Ошибка при указании стоимости товара, тарифа аренды или размера скидки</w:t>
@@ -3980,7 +3954,7 @@
           <w:p>
             <w:pPr>
               <w:pStyle w:val="af9"/>
-              <w:spacing w:before="0" w:beforeAutospacing="0" w:after="0" w:afterAutospacing="0" w:line="360" w:lineRule="auto"/>
+              <w:spacing w:before="0" w:beforeAutospacing="0" w:after="0" w:afterAutospacing="0" w:line="276" w:lineRule="auto"/>
             </w:pPr>
             <w:r>
               <w:t>Неправильная сумма продажи или аренды, финансовые потери игрового центра и необходимость корректировки операции</w:t>
@@ -3996,7 +3970,7 @@
           <w:p>
             <w:pPr>
               <w:pStyle w:val="af9"/>
-              <w:spacing w:before="0" w:beforeAutospacing="0" w:after="0" w:afterAutospacing="0" w:line="360" w:lineRule="auto"/>
+              <w:spacing w:before="0" w:beforeAutospacing="0" w:after="0" w:afterAutospacing="0" w:line="276" w:lineRule="auto"/>
             </w:pPr>
             <w:r>
               <w:t>Несвоевременное изменение статуса оборудования после передачи в ремонт</w:t>
@@ -4010,7 +3984,7 @@
           <w:p>
             <w:pPr>
               <w:pStyle w:val="af9"/>
-              <w:spacing w:before="0" w:beforeAutospacing="0" w:after="0" w:afterAutospacing="0" w:line="360" w:lineRule="auto"/>
+              <w:spacing w:before="0" w:beforeAutospacing="0" w:after="0" w:afterAutospacing="0" w:line="276" w:lineRule="auto"/>
             </w:pPr>
             <w:r>
               <w:t>Неисправное оборудование может быть ошибочно выдано клиенту, что приведёт к срыву аренды и дополнительным расходам на обслуживание</w:t>
@@ -4026,7 +4000,7 @@
           <w:p>
             <w:pPr>
               <w:pStyle w:val="af9"/>
-              <w:spacing w:before="0" w:beforeAutospacing="0" w:after="0" w:afterAutospacing="0" w:line="360" w:lineRule="auto"/>
+              <w:spacing w:before="0" w:beforeAutospacing="0" w:after="0" w:afterAutospacing="0" w:line="276" w:lineRule="auto"/>
             </w:pPr>
             <w:r>
               <w:t>Удаление или повреждение данных о продажах, арендах и бронированиях вследствие сбоя системы</w:t>
@@ -4040,7 +4014,7 @@
           <w:p>
             <w:pPr>
               <w:pStyle w:val="af9"/>
-              <w:spacing w:before="0" w:beforeAutospacing="0" w:after="0" w:afterAutospacing="0" w:line="360" w:lineRule="auto"/>
+              <w:spacing w:before="0" w:beforeAutospacing="0" w:after="0" w:afterAutospacing="0" w:line="276" w:lineRule="auto"/>
             </w:pPr>
             <w:r>
               <w:t>Потеря истории операций, невозможность корректно подтвердить расчёты с клиентами и сформировать достоверную отчётность</w:t>
@@ -4052,7 +4026,7 @@
     <w:p>
       <w:pPr>
         <w:pStyle w:val="af9"/>
-        <w:spacing w:before="0" w:beforeAutospacing="0" w:after="0" w:afterAutospacing="0" w:line="360" w:lineRule="auto"/>
+        <w:spacing w:before="0" w:beforeAutospacing="0" w:after="0" w:afterAutospacing="0" w:line="276" w:lineRule="auto"/>
         <w:ind w:firstLine="709"/>
         <w:jc w:val="both"/>
         <w:rPr>
@@ -4097,7 +4071,7 @@
           <w:p>
             <w:pPr>
               <w:pStyle w:val="af9"/>
-              <w:spacing w:before="0" w:beforeAutospacing="0" w:after="0" w:afterAutospacing="0" w:line="360" w:lineRule="auto"/>
+              <w:spacing w:before="0" w:beforeAutospacing="0" w:after="0" w:afterAutospacing="0" w:line="276" w:lineRule="auto"/>
             </w:pPr>
             <w:r>
               <w:t>Несанкционированный доступ к базе данных с информацией о клиентах и сотрудниках</w:t>
@@ -4111,7 +4085,7 @@
           <w:p>
             <w:pPr>
               <w:pStyle w:val="af9"/>
-              <w:spacing w:before="0" w:beforeAutospacing="0" w:after="0" w:afterAutospacing="0" w:line="360" w:lineRule="auto"/>
+              <w:spacing w:before="0" w:beforeAutospacing="0" w:after="0" w:afterAutospacing="0" w:line="276" w:lineRule="auto"/>
             </w:pPr>
             <w:r>
               <w:t>Раскрытие персональных данных, нарушение требований законодательства о защите персональных данных и репутационные потери</w:t>
@@ -4127,7 +4101,7 @@
           <w:p>
             <w:pPr>
               <w:pStyle w:val="af9"/>
-              <w:spacing w:before="0" w:beforeAutospacing="0" w:after="0" w:afterAutospacing="0" w:line="360" w:lineRule="auto"/>
+              <w:spacing w:before="0" w:beforeAutospacing="0" w:after="0" w:afterAutospacing="0" w:line="276" w:lineRule="auto"/>
             </w:pPr>
             <w:r>
               <w:t>Ошибка при регистрации клиента или вводе его контактных данных</w:t>
@@ -4141,7 +4115,7 @@
           <w:p>
             <w:pPr>
               <w:pStyle w:val="af9"/>
-              <w:spacing w:before="0" w:beforeAutospacing="0" w:after="0" w:afterAutospacing="0" w:line="360" w:lineRule="auto"/>
+              <w:spacing w:before="0" w:beforeAutospacing="0" w:after="0" w:afterAutospacing="0" w:line="276" w:lineRule="auto"/>
             </w:pPr>
             <w:r>
               <w:t>Невозможность корректно идентифицировать клиента, ошибки в истории покупок и аренды, затруднение связи с клиентом</w:t>
@@ -4157,7 +4131,7 @@
           <w:p>
             <w:pPr>
               <w:pStyle w:val="af9"/>
-              <w:spacing w:before="0" w:beforeAutospacing="0" w:after="0" w:afterAutospacing="0" w:line="360" w:lineRule="auto"/>
+              <w:spacing w:before="0" w:beforeAutospacing="0" w:after="0" w:afterAutospacing="0" w:line="276" w:lineRule="auto"/>
             </w:pPr>
             <w:r>
               <w:t>Отказ системы или сервера во время оформления продажи, аренды или бронирования</w:t>
@@ -4171,7 +4145,7 @@
           <w:p>
             <w:pPr>
               <w:pStyle w:val="af9"/>
-              <w:spacing w:before="0" w:beforeAutospacing="0" w:after="0" w:afterAutospacing="0" w:line="360" w:lineRule="auto"/>
+              <w:spacing w:before="0" w:beforeAutospacing="0" w:after="0" w:afterAutospacing="0" w:line="276" w:lineRule="auto"/>
             </w:pPr>
             <w:r>
               <w:t>Временная невозможность оформить операцию, необходимость перейти к ручному учёту и риск потери данных об операции</w:t>
@@ -4187,7 +4161,7 @@
           <w:p>
             <w:pPr>
               <w:pStyle w:val="af9"/>
-              <w:spacing w:before="0" w:beforeAutospacing="0" w:after="0" w:afterAutospacing="0" w:line="360" w:lineRule="auto"/>
+              <w:spacing w:before="0" w:beforeAutospacing="0" w:after="0" w:afterAutospacing="0" w:line="276" w:lineRule="auto"/>
             </w:pPr>
             <w:r>
               <w:t>Нарушение срока возврата арендованного оборудования не было своевременно зафиксировано</w:t>
@@ -4201,7 +4175,7 @@
           <w:p>
             <w:pPr>
               <w:pStyle w:val="af9"/>
-              <w:spacing w:before="0" w:beforeAutospacing="0" w:after="0" w:afterAutospacing="0" w:line="360" w:lineRule="auto"/>
+              <w:spacing w:before="0" w:beforeAutospacing="0" w:after="0" w:afterAutospacing="0" w:line="276" w:lineRule="auto"/>
             </w:pPr>
             <w:r>
               <w:t>Игровой центр не получает оборудование обратно в установленный срок, возникают дополнительные финансовые потери и проблемы с последующими бронированиями</w:t>
@@ -4217,7 +4191,7 @@
           <w:p>
             <w:pPr>
               <w:pStyle w:val="af9"/>
-              <w:spacing w:before="0" w:beforeAutospacing="0" w:after="0" w:afterAutospacing="0" w:line="360" w:lineRule="auto"/>
+              <w:spacing w:before="0" w:beforeAutospacing="0" w:after="0" w:afterAutospacing="0" w:line="276" w:lineRule="auto"/>
             </w:pPr>
             <w:r>
               <w:t>Несвоевременное обновление остатков товаров после продажи или поступления</w:t>
@@ -4231,7 +4205,7 @@
           <w:p>
             <w:pPr>
               <w:pStyle w:val="af9"/>
-              <w:spacing w:before="0" w:beforeAutospacing="0" w:after="0" w:afterAutospacing="0" w:line="360" w:lineRule="auto"/>
+              <w:spacing w:before="0" w:beforeAutospacing="0" w:after="0" w:afterAutospacing="0" w:line="276" w:lineRule="auto"/>
             </w:pPr>
             <w:r>
               <w:t>Сотрудник видит недостоверное количество товара и может оформить продажу отсутствующей продукции либо не предложить фактически доступный товар</w:t>
@@ -4710,7 +4684,7 @@
           </w:tcPr>
           <w:p>
             <w:pPr>
-              <w:spacing w:before="160" w:after="80"/>
+              <w:spacing w:line="276" w:lineRule="auto"/>
               <w:jc w:val="center"/>
               <w:rPr>
                 <w:rFonts w:ascii="Times New Roman" w:hAnsi="Times New Roman" w:cs="Times New Roman"/>
@@ -4738,7 +4712,7 @@
           </w:tcPr>
           <w:p>
             <w:pPr>
-              <w:spacing w:before="160" w:after="80"/>
+              <w:spacing w:line="276" w:lineRule="auto"/>
               <w:jc w:val="center"/>
               <w:rPr>
                 <w:rFonts w:ascii="Times New Roman" w:hAnsi="Times New Roman" w:cs="Times New Roman"/>
@@ -4768,7 +4742,7 @@
           </w:tcPr>
           <w:p>
             <w:pPr>
-              <w:spacing w:before="160" w:after="80"/>
+              <w:spacing w:line="276" w:lineRule="auto"/>
               <w:rPr>
                 <w:rFonts w:ascii="Times New Roman" w:hAnsi="Times New Roman" w:cs="Times New Roman"/>
                 <w:b/>
@@ -4793,7 +4767,7 @@
           </w:tcPr>
           <w:p>
             <w:pPr>
-              <w:spacing w:before="160" w:after="80"/>
+              <w:spacing w:line="276" w:lineRule="auto"/>
               <w:rPr>
                 <w:rFonts w:ascii="Times New Roman" w:hAnsi="Times New Roman" w:cs="Times New Roman"/>
                 <w:sz w:val="24"/>
@@ -4818,7 +4792,7 @@
           </w:tcPr>
           <w:p>
             <w:pPr>
-              <w:spacing w:before="160" w:after="80"/>
+              <w:spacing w:line="276" w:lineRule="auto"/>
               <w:rPr>
                 <w:rFonts w:ascii="Times New Roman" w:hAnsi="Times New Roman" w:cs="Times New Roman"/>
                 <w:sz w:val="24"/>
@@ -4841,7 +4815,7 @@
           </w:tcPr>
           <w:p>
             <w:pPr>
-              <w:spacing w:before="160" w:after="80"/>
+              <w:spacing w:line="276" w:lineRule="auto"/>
               <w:rPr>
                 <w:rFonts w:ascii="Times New Roman" w:hAnsi="Times New Roman" w:cs="Times New Roman"/>
                 <w:sz w:val="24"/>
@@ -4866,7 +4840,7 @@
           </w:tcPr>
           <w:p>
             <w:pPr>
-              <w:spacing w:before="160" w:after="80"/>
+              <w:spacing w:line="276" w:lineRule="auto"/>
               <w:rPr>
                 <w:rFonts w:ascii="Times New Roman" w:hAnsi="Times New Roman" w:cs="Times New Roman"/>
                 <w:sz w:val="24"/>
@@ -4889,7 +4863,7 @@
           </w:tcPr>
           <w:p>
             <w:pPr>
-              <w:spacing w:before="160" w:after="80"/>
+              <w:spacing w:line="276" w:lineRule="auto"/>
               <w:rPr>
                 <w:rFonts w:ascii="Times New Roman" w:hAnsi="Times New Roman" w:cs="Times New Roman"/>
                 <w:sz w:val="24"/>
@@ -4914,7 +4888,7 @@
           </w:tcPr>
           <w:p>
             <w:pPr>
-              <w:spacing w:before="160" w:after="80"/>
+              <w:spacing w:line="276" w:lineRule="auto"/>
               <w:rPr>
                 <w:rFonts w:ascii="Times New Roman" w:hAnsi="Times New Roman" w:cs="Times New Roman"/>
                 <w:sz w:val="24"/>
@@ -4937,7 +4911,7 @@
           </w:tcPr>
           <w:p>
             <w:pPr>
-              <w:spacing w:before="160" w:after="80"/>
+              <w:spacing w:line="276" w:lineRule="auto"/>
               <w:rPr>
                 <w:rFonts w:ascii="Times New Roman" w:hAnsi="Times New Roman" w:cs="Times New Roman"/>
                 <w:sz w:val="24"/>
@@ -4962,7 +4936,7 @@
           </w:tcPr>
           <w:p>
             <w:pPr>
-              <w:spacing w:before="160" w:after="80"/>
+              <w:spacing w:line="276" w:lineRule="auto"/>
               <w:rPr>
                 <w:rFonts w:ascii="Times New Roman" w:hAnsi="Times New Roman" w:cs="Times New Roman"/>
                 <w:sz w:val="24"/>
@@ -4985,7 +4959,7 @@
           </w:tcPr>
           <w:p>
             <w:pPr>
-              <w:spacing w:before="160" w:after="80"/>
+              <w:spacing w:line="276" w:lineRule="auto"/>
               <w:rPr>
                 <w:rFonts w:ascii="Times New Roman" w:hAnsi="Times New Roman" w:cs="Times New Roman"/>
                 <w:sz w:val="24"/>
@@ -5010,7 +4984,7 @@
           </w:tcPr>
           <w:p>
             <w:pPr>
-              <w:spacing w:before="160" w:after="80"/>
+              <w:spacing w:line="276" w:lineRule="auto"/>
               <w:rPr>
                 <w:rFonts w:ascii="Times New Roman" w:hAnsi="Times New Roman" w:cs="Times New Roman"/>
                 <w:sz w:val="24"/>
@@ -5033,7 +5007,7 @@
           </w:tcPr>
           <w:p>
             <w:pPr>
-              <w:spacing w:before="160" w:after="80"/>
+              <w:spacing w:line="276" w:lineRule="auto"/>
               <w:rPr>
                 <w:rFonts w:ascii="Times New Roman" w:hAnsi="Times New Roman" w:cs="Times New Roman"/>
                 <w:sz w:val="24"/>
@@ -5058,7 +5032,6 @@
           <w:rFonts w:ascii="Times New Roman" w:hAnsi="Times New Roman" w:cs="Times New Roman"/>
           <w:sz w:val="24"/>
           <w:szCs w:val="24"/>
-          <w:lang w:val="en-US"/>
         </w:rPr>
       </w:pPr>
       <w:r>
@@ -5066,7 +5039,6 @@
           <w:rFonts w:ascii="Times New Roman" w:hAnsi="Times New Roman" w:cs="Times New Roman"/>
           <w:sz w:val="24"/>
           <w:szCs w:val="24"/>
-          <w:lang w:val="en-US"/>
         </w:rPr>
         <w:br w:type="page"/>
       </w:r>
@@ -5111,7 +5083,7 @@
           </w:tcPr>
           <w:p>
             <w:pPr>
-              <w:spacing w:before="160" w:after="80"/>
+              <w:spacing w:line="276" w:lineRule="auto"/>
               <w:rPr>
                 <w:rFonts w:ascii="Times New Roman" w:hAnsi="Times New Roman" w:cs="Times New Roman"/>
                 <w:sz w:val="24"/>
@@ -5134,7 +5106,7 @@
           </w:tcPr>
           <w:p>
             <w:pPr>
-              <w:spacing w:before="160" w:after="80"/>
+              <w:spacing w:line="276" w:lineRule="auto"/>
               <w:rPr>
                 <w:rFonts w:ascii="Times New Roman" w:hAnsi="Times New Roman" w:cs="Times New Roman"/>
                 <w:sz w:val="24"/>
@@ -10678,6 +10650,7 @@
   <w:style w:type="character" w:default="1" w:styleId="a2">
     <w:name w:val="Default Paragraph Font"/>
     <w:uiPriority w:val="1"/>
+    <w:semiHidden/>
     <w:unhideWhenUsed/>
   </w:style>
   <w:style w:type="table" w:default="1" w:styleId="a3">
